--- a/docs/PRD-CONECTADOIS.docx
+++ b/docs/PRD-CONECTADOIS.docx
@@ -1930,6 +1930,14 @@
     </w:p>
     <w:p/>
     <w:p>
+      <w:pPr/>
+      <w:r>
+        <w:rPr/>
+        <w:t xml:space="preserve">Antes da seleção das cartas, o casal escolhe explicitamente Leve, Média ou Profunda. A interface pode explicar Média como uma conversa mais pessoal ou “um pouco mais íntima”, mas não deve misturá-la com a categoria Íntima opt-in.</w:t>
+      </w:r>
+    </w:p>
+    <w:p/>
+    <w:p>
       <w:pPr>
         <w:pStyle w:val="Heading3"/>
       </w:pPr>
@@ -2250,15 +2258,15 @@
       <w:pPr/>
       <w:r>
         <w:rPr/>
-        <w:t xml:space="preserve">O casal deve poder responder e tentar adivinhar preferências da pessoa parceira.</w:t>
-      </w:r>
-    </w:p>
-    <w:p/>
-    <w:p>
-      <w:pPr/>
-      <w:r>
-        <w:rPr/>
-        <w:t xml:space="preserve">Aceite: o resultado enfatiza descoberta e conversa; pontos opcionais nunca são apresentados como medida de amor ou compatibilidade.</w:t>
+        <w:t xml:space="preserve">O casal deve poder responder e tentar adivinhar preferências da pessoa parceira. O catálogo pode incluir uma variação em que a pessoa escolhe um gesto ou desafio que gostaria de receber e a outra tenta adivinhar.</w:t>
+      </w:r>
+    </w:p>
+    <w:p/>
+    <w:p>
+      <w:pPr/>
+      <w:r>
+        <w:rPr/>
+        <w:t xml:space="preserve">Aceite: o resultado enfatiza descoberta e conversa; pontos opcionais nunca são apresentados como medida de amor ou compatibilidade. Depois da revelação, realizar o desafio exige um aceite separado e bilateral, com opções de adaptar, trocar ou pular sem penalidade ou comprovação.</w:t>
       </w:r>
     </w:p>
     <w:p/>
@@ -2309,6 +2317,72 @@
       <w:pPr/>
       <w:r>
         <w:rPr/>
+        <w:t xml:space="preserve">Prioridade: Must antes do lançamento; fora do primeiro piloto</w:t>
+      </w:r>
+    </w:p>
+    <w:p>
+      <w:pPr/>
+      <w:r>
+        <w:rPr/>
+        <w:t xml:space="preserve">Oferecer escolhas forçadas para explorar como cada pessoa demonstra e prefere receber carinho. Quando ambas concluírem a mesma versão e autorizarem o compartilhamento, oferecer um resumo bilateral com forças compartilhadas, formas complementares e oportunidades de cuidado, acompanhado de sugestões concretas do que cada pessoa pode experimentar pela outra.</w:t>
+      </w:r>
+    </w:p>
+    <w:p/>
+    <w:p>
+      <w:pPr/>
+      <w:r>
+        <w:rPr/>
+        <w:t xml:space="preserve">Aceite: o resultado individual permanece privado por padrão; o resumo bilateral não usa nota de compatibilidade, não expõe respostas brutas e pode ser revogado. Resultado, combinações e sugestões são educativos, versionados e passam por revisão de propriedade intelectual, editorial e especializada antes da publicação.</w:t>
+      </w:r>
+    </w:p>
+    <w:p/>
+    <w:p>
+      <w:pPr>
+        <w:pStyle w:val="Heading3"/>
+      </w:pPr>
+      <w:r>
+        <w:rPr/>
+        <w:t xml:space="preserve">RF-12 — Temperamentos</w:t>
+      </w:r>
+    </w:p>
+    <w:p/>
+    <w:p>
+      <w:pPr/>
+      <w:r>
+        <w:rPr/>
+        <w:t xml:space="preserve">Prioridade: Could no piloto / Should após validação</w:t>
+      </w:r>
+    </w:p>
+    <w:p>
+      <w:pPr/>
+      <w:r>
+        <w:rPr/>
+        <w:t xml:space="preserve">Apresentar situações cotidianas e tendências percentuais dos quatro temperamentos.</w:t>
+      </w:r>
+    </w:p>
+    <w:p/>
+    <w:p>
+      <w:pPr/>
+      <w:r>
+        <w:rPr/>
+        <w:t xml:space="preserve">Aceite: linguagem comunica hipótese e autoconhecimento, não rótulo científico; conteúdo passa por validação especializada.</w:t>
+      </w:r>
+    </w:p>
+    <w:p/>
+    <w:p>
+      <w:pPr>
+        <w:pStyle w:val="Heading3"/>
+      </w:pPr>
+      <w:r>
+        <w:rPr/>
+        <w:t xml:space="preserve">RF-13 — Personalização</w:t>
+      </w:r>
+    </w:p>
+    <w:p/>
+    <w:p>
+      <w:pPr/>
+      <w:r>
+        <w:rPr/>
         <w:t xml:space="preserve">Prioridade: Should</w:t>
       </w:r>
     </w:p>
@@ -2316,15 +2390,15 @@
       <w:pPr/>
       <w:r>
         <w:rPr/>
-        <w:t xml:space="preserve">Oferecer escolhas forçadas para explorar como cada pessoa demonstra e prefere receber carinho.</w:t>
-      </w:r>
-    </w:p>
-    <w:p/>
-    <w:p>
-      <w:pPr/>
-      <w:r>
-        <w:rPr/>
-        <w:t xml:space="preserve">Aceite: resultado é educativo, reconhece combinações, não emite diagnóstico e possui revisão de propriedade intelectual e conteúdo antes da publicação.</w:t>
+        <w:t xml:space="preserve">O casal pode informar fase da relação, temas de interesse, assuntos a evitar, frequência e duração preferida.</w:t>
+      </w:r>
+    </w:p>
+    <w:p/>
+    <w:p>
+      <w:pPr/>
+      <w:r>
+        <w:rPr/>
+        <w:t xml:space="preserve">Aceite: recomendações respeitam escolhas individuais e bilaterais; temas íntimos não são ativados por apenas uma pessoa.</w:t>
       </w:r>
     </w:p>
     <w:p/>
@@ -2334,72 +2408,6 @@
       </w:pPr>
       <w:r>
         <w:rPr/>
-        <w:t xml:space="preserve">RF-12 — Temperamentos</w:t>
-      </w:r>
-    </w:p>
-    <w:p/>
-    <w:p>
-      <w:pPr/>
-      <w:r>
-        <w:rPr/>
-        <w:t xml:space="preserve">Prioridade: Could no piloto / Should após validação</w:t>
-      </w:r>
-    </w:p>
-    <w:p>
-      <w:pPr/>
-      <w:r>
-        <w:rPr/>
-        <w:t xml:space="preserve">Apresentar situações cotidianas e tendências percentuais dos quatro temperamentos.</w:t>
-      </w:r>
-    </w:p>
-    <w:p/>
-    <w:p>
-      <w:pPr/>
-      <w:r>
-        <w:rPr/>
-        <w:t xml:space="preserve">Aceite: linguagem comunica hipótese e autoconhecimento, não rótulo científico; conteúdo passa por validação especializada.</w:t>
-      </w:r>
-    </w:p>
-    <w:p/>
-    <w:p>
-      <w:pPr>
-        <w:pStyle w:val="Heading3"/>
-      </w:pPr>
-      <w:r>
-        <w:rPr/>
-        <w:t xml:space="preserve">RF-13 — Personalização</w:t>
-      </w:r>
-    </w:p>
-    <w:p/>
-    <w:p>
-      <w:pPr/>
-      <w:r>
-        <w:rPr/>
-        <w:t xml:space="preserve">Prioridade: Should</w:t>
-      </w:r>
-    </w:p>
-    <w:p>
-      <w:pPr/>
-      <w:r>
-        <w:rPr/>
-        <w:t xml:space="preserve">O casal pode informar fase da relação, temas de interesse, assuntos a evitar, frequência e duração preferida.</w:t>
-      </w:r>
-    </w:p>
-    <w:p/>
-    <w:p>
-      <w:pPr/>
-      <w:r>
-        <w:rPr/>
-        <w:t xml:space="preserve">Aceite: recomendações respeitam escolhas individuais e bilaterais; temas íntimos não são ativados por apenas uma pessoa.</w:t>
-      </w:r>
-    </w:p>
-    <w:p/>
-    <w:p>
-      <w:pPr>
-        <w:pStyle w:val="Heading3"/>
-      </w:pPr>
-      <w:r>
-        <w:rPr/>
         <w:t xml:space="preserve">RF-14 — Notificações</w:t>
       </w:r>
     </w:p>
@@ -2408,22 +2416,30 @@
       <w:pPr/>
       <w:r>
         <w:rPr/>
-        <w:t xml:space="preserve">Prioridade: Should</w:t>
-      </w:r>
-    </w:p>
-    <w:p>
-      <w:pPr/>
-      <w:r>
-        <w:rPr/>
-        <w:t xml:space="preserve">Lembretes devem ser neutros, configuráveis e silenciosos quando solicitado.</w:t>
-      </w:r>
-    </w:p>
-    <w:p/>
-    <w:p>
-      <w:pPr/>
-      <w:r>
-        <w:rPr/>
-        <w:t xml:space="preserve">Aceite: tela bloqueada não revela pergunta, resposta ou tema íntimo; não acusa qual pessoa “falhou”.</w:t>
+        <w:t xml:space="preserve">Prioridade: Must antes do lançamento; fora do primeiro piloto</w:t>
+      </w:r>
+    </w:p>
+    <w:p>
+      <w:pPr/>
+      <w:r>
+        <w:rPr/>
+        <w:t xml:space="preserve">Lembretes devem ser neutros, configuráveis e silenciosos quando solicitado. Depois de um resumo bilateral autorizado, cada pessoa pode optar por receber uma sugestão prática, com frequência inicial proposta de uma vez por semana.</w:t>
+      </w:r>
+    </w:p>
+    <w:p/>
+    <w:p>
+      <w:pPr/>
+      <w:r>
+        <w:rPr/>
+        <w:t xml:space="preserve">Aceite: lembretes não são ativados automaticamente; frequência, dia, horário, pausa e desligamento são individuais. A tela bloqueada não revela pergunta, resposta, resultado, desafio ou tema íntimo e não acusa qual pessoa “falhou”.</w:t>
+      </w:r>
+    </w:p>
+    <w:p/>
+    <w:p>
+      <w:pPr/>
+      <w:r>
+        <w:rPr/>
+        <w:t xml:space="preserve">O faseamento aprovado em 21/09/2026 mantém três níveis e desafios no primeiro piloto. Resultado bilateral e lembrete semanal entram juntos na iteração seguinte e bloqueiam UAT e lançamento enquanto a tarefa 143 estiver aberta.</w:t>
       </w:r>
     </w:p>
     <w:p/>
@@ -5743,7 +5759,7 @@
       </w:r>
       <w:r>
         <w:rPr/>
-        <w:t xml:space="preserve">O formato “eu respondo, você adivinha” entra no primeiro piloto ou no ciclo seguinte?</w:t>
+        <w:t xml:space="preserve">Resolvida em 21/09/2026: “Eu respondo, você adivinha”, com variação segura de desafios, entra no primeiro piloto.</w:t>
       </w:r>
     </w:p>
     <w:p>
@@ -5803,7 +5819,7 @@
       </w:r>
       <w:r>
         <w:rPr/>
-        <w:t xml:space="preserve">Qual frequência padrão será testada: diária, três vezes por semana ou livre?</w:t>
+        <w:t xml:space="preserve">Resolvida parcialmente em 21/09/2026: sugestões derivadas do resultado bilateral usarão frequência inicial semanal e opt-in; outras cadências continuam sujeitas a validação.</w:t>
       </w:r>
     </w:p>
     <w:p>
